--- a/informatics/labaSTL/stl.docx
+++ b/informatics/labaSTL/stl.docx
@@ -120,23 +120,7 @@
           <w:sz w:val="44"/>
         </w:rPr>
         <w:br/>
-        <w:t>«</w:t>
-      </w:r>
-      <w:r>
-        <w:rPr>
-          <w:rFonts w:ascii="Times New Roman" w:hAnsi="Times New Roman" w:cs="Times New Roman"/>
-          <w:b/>
-          <w:sz w:val="44"/>
-        </w:rPr>
-        <w:t>Контейнеры</w:t>
-      </w:r>
-      <w:r>
-        <w:rPr>
-          <w:rFonts w:ascii="Times New Roman" w:hAnsi="Times New Roman" w:cs="Times New Roman"/>
-          <w:b/>
-          <w:sz w:val="44"/>
-        </w:rPr>
-        <w:t>»</w:t>
+        <w:t>«Контейнеры»</w:t>
       </w:r>
     </w:p>
     <w:p>
@@ -432,10 +416,1397 @@
           <w:sz w:val="28"/>
         </w:rPr>
       </w:pPr>
+      <w:r>
+        <w:rPr>
+          <w:noProof/>
+        </w:rPr>
+        <w:drawing>
+          <wp:inline distT="0" distB="0" distL="0" distR="0">
+            <wp:extent cx="5940425" cy="3186530"/>
+            <wp:effectExtent l="0" t="0" r="3175" b="0"/>
+            <wp:docPr id="1" name="Рисунок 1"/>
+            <wp:cNvGraphicFramePr>
+              <a:graphicFrameLocks xmlns:a="http://schemas.openxmlformats.org/drawingml/2006/main" noChangeAspect="1"/>
+            </wp:cNvGraphicFramePr>
+            <a:graphic xmlns:a="http://schemas.openxmlformats.org/drawingml/2006/main">
+              <a:graphicData uri="http://schemas.openxmlformats.org/drawingml/2006/picture">
+                <pic:pic xmlns:pic="http://schemas.openxmlformats.org/drawingml/2006/picture">
+                  <pic:nvPicPr>
+                    <pic:cNvPr id="0" name="Picture 1"/>
+                    <pic:cNvPicPr>
+                      <a:picLocks noChangeAspect="1" noChangeArrowheads="1"/>
+                    </pic:cNvPicPr>
+                  </pic:nvPicPr>
+                  <pic:blipFill>
+                    <a:blip r:embed="rId6" cstate="print">
+                      <a:extLst>
+                        <a:ext uri="{28A0092B-C50C-407E-A947-70E740481C1C}">
+                          <a14:useLocalDpi xmlns:a14="http://schemas.microsoft.com/office/drawing/2010/main" val="0"/>
+                        </a:ext>
+                      </a:extLst>
+                    </a:blip>
+                    <a:srcRect/>
+                    <a:stretch>
+                      <a:fillRect/>
+                    </a:stretch>
+                  </pic:blipFill>
+                  <pic:spPr bwMode="auto">
+                    <a:xfrm>
+                      <a:off x="0" y="0"/>
+                      <a:ext cx="5940425" cy="3186530"/>
+                    </a:xfrm>
+                    <a:prstGeom prst="rect">
+                      <a:avLst/>
+                    </a:prstGeom>
+                    <a:noFill/>
+                    <a:ln>
+                      <a:noFill/>
+                    </a:ln>
+                  </pic:spPr>
+                </pic:pic>
+              </a:graphicData>
+            </a:graphic>
+          </wp:inline>
+        </w:drawing>
+      </w:r>
+    </w:p>
+    <w:p>
+      <w:pPr>
+        <w:tabs>
+          <w:tab w:val="left" w:pos="1700"/>
+        </w:tabs>
+        <w:jc w:val="both"/>
+        <w:rPr>
+          <w:rFonts w:ascii="Times New Roman" w:hAnsi="Times New Roman" w:cs="Times New Roman"/>
+          <w:sz w:val="28"/>
+        </w:rPr>
+      </w:pPr>
+      <w:r>
+        <w:rPr>
+          <w:rFonts w:ascii="Times New Roman" w:hAnsi="Times New Roman" w:cs="Times New Roman"/>
+          <w:sz w:val="28"/>
+        </w:rPr>
+        <w:t>Оба контейнера (</w:t>
+      </w:r>
+      <w:proofErr w:type="spellStart"/>
+      <w:r>
+        <w:rPr>
+          <w:rFonts w:ascii="Times New Roman" w:hAnsi="Times New Roman" w:cs="Times New Roman"/>
+          <w:sz w:val="28"/>
+        </w:rPr>
+        <w:t>vector</w:t>
+      </w:r>
+      <w:proofErr w:type="spellEnd"/>
+      <w:r>
+        <w:rPr>
+          <w:rFonts w:ascii="Times New Roman" w:hAnsi="Times New Roman" w:cs="Times New Roman"/>
+          <w:sz w:val="28"/>
+        </w:rPr>
+        <w:t xml:space="preserve"> и </w:t>
+      </w:r>
+      <w:proofErr w:type="spellStart"/>
+      <w:r>
+        <w:rPr>
+          <w:rFonts w:ascii="Times New Roman" w:hAnsi="Times New Roman" w:cs="Times New Roman"/>
+          <w:sz w:val="28"/>
+        </w:rPr>
+        <w:t>subvector</w:t>
+      </w:r>
+      <w:proofErr w:type="spellEnd"/>
+      <w:r>
+        <w:rPr>
+          <w:rFonts w:ascii="Times New Roman" w:hAnsi="Times New Roman" w:cs="Times New Roman"/>
+          <w:sz w:val="28"/>
+        </w:rPr>
+        <w:t xml:space="preserve">) </w:t>
+      </w:r>
+      <w:r>
+        <w:rPr>
+          <w:rFonts w:ascii="Times New Roman" w:hAnsi="Times New Roman" w:cs="Times New Roman"/>
+          <w:sz w:val="28"/>
+        </w:rPr>
+        <w:t>расширяются геометрически</w:t>
+      </w:r>
+      <w:r>
+        <w:rPr>
+          <w:rFonts w:ascii="Times New Roman" w:hAnsi="Times New Roman" w:cs="Times New Roman"/>
+          <w:sz w:val="28"/>
+        </w:rPr>
+        <w:t xml:space="preserve">: при заполнении текущего буфера выделяется новая область памяти удвоенного объёма, после чего данные копируются туда. Различия на графиках объясняются тем, что </w:t>
+      </w:r>
+      <w:proofErr w:type="spellStart"/>
+      <w:r>
+        <w:rPr>
+          <w:rFonts w:ascii="Times New Roman" w:hAnsi="Times New Roman" w:cs="Times New Roman"/>
+          <w:sz w:val="28"/>
+        </w:rPr>
+        <w:t>subvector</w:t>
+      </w:r>
+      <w:proofErr w:type="spellEnd"/>
+      <w:r>
+        <w:rPr>
+          <w:rFonts w:ascii="Times New Roman" w:hAnsi="Times New Roman" w:cs="Times New Roman"/>
+          <w:sz w:val="28"/>
+        </w:rPr>
+        <w:t xml:space="preserve"> инициализируется с начальным значением </w:t>
+      </w:r>
+      <w:proofErr w:type="spellStart"/>
+      <w:r>
+        <w:rPr>
+          <w:rFonts w:ascii="Times New Roman" w:hAnsi="Times New Roman" w:cs="Times New Roman"/>
+          <w:sz w:val="28"/>
+        </w:rPr>
+        <w:t>capacity</w:t>
+      </w:r>
+      <w:proofErr w:type="spellEnd"/>
+      <w:r>
+        <w:rPr>
+          <w:rFonts w:ascii="Times New Roman" w:hAnsi="Times New Roman" w:cs="Times New Roman"/>
+          <w:sz w:val="28"/>
+        </w:rPr>
+        <w:t xml:space="preserve"> = 100. В остальном поведение контейнеров полностью совпадает.</w:t>
+      </w:r>
+    </w:p>
+    <w:p>
+      <w:pPr>
+        <w:pStyle w:val="a3"/>
+        <w:numPr>
+          <w:ilvl w:val="0"/>
+          <w:numId w:val="3"/>
+        </w:numPr>
+        <w:rPr>
+          <w:rFonts w:ascii="Times New Roman" w:hAnsi="Times New Roman" w:cs="Times New Roman"/>
+          <w:b/>
+          <w:sz w:val="28"/>
+        </w:rPr>
+      </w:pPr>
+      <w:r>
+        <w:rPr>
+          <w:rFonts w:ascii="Times New Roman" w:hAnsi="Times New Roman" w:cs="Times New Roman"/>
+          <w:b/>
+          <w:sz w:val="28"/>
+        </w:rPr>
+        <w:t>Среднее время вставки в произвольное место вектора</w:t>
+      </w:r>
+    </w:p>
+    <w:p>
+      <w:pPr>
+        <w:ind w:left="360"/>
+        <w:rPr>
+          <w:rFonts w:ascii="Times New Roman" w:hAnsi="Times New Roman" w:cs="Times New Roman"/>
+          <w:b/>
+          <w:sz w:val="28"/>
+        </w:rPr>
+      </w:pPr>
+      <w:r>
+        <w:rPr>
+          <w:noProof/>
+        </w:rPr>
+        <w:drawing>
+          <wp:inline distT="0" distB="0" distL="0" distR="0">
+            <wp:extent cx="5524500" cy="2965499"/>
+            <wp:effectExtent l="0" t="0" r="0" b="6350"/>
+            <wp:docPr id="2" name="Рисунок 2"/>
+            <wp:cNvGraphicFramePr>
+              <a:graphicFrameLocks xmlns:a="http://schemas.openxmlformats.org/drawingml/2006/main" noChangeAspect="1"/>
+            </wp:cNvGraphicFramePr>
+            <a:graphic xmlns:a="http://schemas.openxmlformats.org/drawingml/2006/main">
+              <a:graphicData uri="http://schemas.openxmlformats.org/drawingml/2006/picture">
+                <pic:pic xmlns:pic="http://schemas.openxmlformats.org/drawingml/2006/picture">
+                  <pic:nvPicPr>
+                    <pic:cNvPr id="0" name="Picture 3"/>
+                    <pic:cNvPicPr>
+                      <a:picLocks noChangeAspect="1" noChangeArrowheads="1"/>
+                    </pic:cNvPicPr>
+                  </pic:nvPicPr>
+                  <pic:blipFill>
+                    <a:blip r:embed="rId7" cstate="print">
+                      <a:extLst>
+                        <a:ext uri="{28A0092B-C50C-407E-A947-70E740481C1C}">
+                          <a14:useLocalDpi xmlns:a14="http://schemas.microsoft.com/office/drawing/2010/main" val="0"/>
+                        </a:ext>
+                      </a:extLst>
+                    </a:blip>
+                    <a:srcRect/>
+                    <a:stretch>
+                      <a:fillRect/>
+                    </a:stretch>
+                  </pic:blipFill>
+                  <pic:spPr bwMode="auto">
+                    <a:xfrm>
+                      <a:off x="0" y="0"/>
+                      <a:ext cx="5531814" cy="2969425"/>
+                    </a:xfrm>
+                    <a:prstGeom prst="rect">
+                      <a:avLst/>
+                    </a:prstGeom>
+                    <a:noFill/>
+                    <a:ln>
+                      <a:noFill/>
+                    </a:ln>
+                  </pic:spPr>
+                </pic:pic>
+              </a:graphicData>
+            </a:graphic>
+          </wp:inline>
+        </w:drawing>
+      </w:r>
+    </w:p>
+    <w:p>
+      <w:pPr>
+        <w:jc w:val="both"/>
+        <w:rPr>
+          <w:rFonts w:ascii="Times New Roman" w:hAnsi="Times New Roman" w:cs="Times New Roman"/>
+          <w:sz w:val="28"/>
+        </w:rPr>
+      </w:pPr>
+      <w:r>
+        <w:rPr>
+          <w:rFonts w:ascii="Times New Roman" w:hAnsi="Times New Roman" w:cs="Times New Roman"/>
+          <w:sz w:val="28"/>
+        </w:rPr>
+        <w:t xml:space="preserve">Графики для </w:t>
+      </w:r>
+      <w:proofErr w:type="spellStart"/>
+      <w:proofErr w:type="gramStart"/>
+      <w:r>
+        <w:rPr>
+          <w:rFonts w:ascii="Times New Roman" w:hAnsi="Times New Roman" w:cs="Times New Roman"/>
+          <w:sz w:val="28"/>
+        </w:rPr>
+        <w:t>std</w:t>
+      </w:r>
+      <w:proofErr w:type="spellEnd"/>
+      <w:r>
+        <w:rPr>
+          <w:rFonts w:ascii="Times New Roman" w:hAnsi="Times New Roman" w:cs="Times New Roman"/>
+          <w:sz w:val="28"/>
+        </w:rPr>
+        <w:t>::</w:t>
+      </w:r>
+      <w:proofErr w:type="spellStart"/>
+      <w:proofErr w:type="gramEnd"/>
+      <w:r>
+        <w:rPr>
+          <w:rFonts w:ascii="Times New Roman" w:hAnsi="Times New Roman" w:cs="Times New Roman"/>
+          <w:sz w:val="28"/>
+        </w:rPr>
+        <w:t>vector</w:t>
+      </w:r>
+      <w:proofErr w:type="spellEnd"/>
+      <w:r>
+        <w:rPr>
+          <w:rFonts w:ascii="Times New Roman" w:hAnsi="Times New Roman" w:cs="Times New Roman"/>
+          <w:sz w:val="28"/>
+        </w:rPr>
+        <w:t xml:space="preserve"> и </w:t>
+      </w:r>
+      <w:proofErr w:type="spellStart"/>
+      <w:r>
+        <w:rPr>
+          <w:rFonts w:ascii="Times New Roman" w:hAnsi="Times New Roman" w:cs="Times New Roman"/>
+          <w:sz w:val="28"/>
+        </w:rPr>
+        <w:t>subvector</w:t>
+      </w:r>
+      <w:proofErr w:type="spellEnd"/>
+      <w:r>
+        <w:rPr>
+          <w:rFonts w:ascii="Times New Roman" w:hAnsi="Times New Roman" w:cs="Times New Roman"/>
+          <w:sz w:val="28"/>
+        </w:rPr>
+        <w:t xml:space="preserve"> практически идентичны. Наблюдаемая линейная зависимость времени от размера подтверждает асимптотику O(N): вставка требует сдвига всех последующих элементов. Локальные всплески на графике связаны со случайным характером выбираемой позиции вставки.</w:t>
+      </w:r>
+    </w:p>
+    <w:p>
+      <w:pPr>
+        <w:pStyle w:val="a3"/>
+        <w:numPr>
+          <w:ilvl w:val="0"/>
+          <w:numId w:val="3"/>
+        </w:numPr>
+        <w:rPr>
+          <w:rFonts w:ascii="Times New Roman" w:hAnsi="Times New Roman" w:cs="Times New Roman"/>
+          <w:b/>
+          <w:sz w:val="28"/>
+        </w:rPr>
+      </w:pPr>
+      <w:r>
+        <w:rPr>
+          <w:rFonts w:ascii="Times New Roman" w:hAnsi="Times New Roman" w:cs="Times New Roman"/>
+          <w:b/>
+          <w:sz w:val="28"/>
+        </w:rPr>
+        <w:lastRenderedPageBreak/>
+        <w:t>Среднее время удаления одного элемента из произвольного места вектора.</w:t>
+      </w:r>
+    </w:p>
+    <w:p>
+      <w:pPr>
+        <w:rPr>
+          <w:rFonts w:ascii="Times New Roman" w:hAnsi="Times New Roman" w:cs="Times New Roman"/>
+          <w:b/>
+          <w:sz w:val="28"/>
+        </w:rPr>
+      </w:pPr>
+      <w:r>
+        <w:rPr>
+          <w:noProof/>
+        </w:rPr>
+        <w:drawing>
+          <wp:inline distT="0" distB="0" distL="0" distR="0">
+            <wp:extent cx="5940425" cy="3188764"/>
+            <wp:effectExtent l="0" t="0" r="3175" b="0"/>
+            <wp:docPr id="3" name="Рисунок 3"/>
+            <wp:cNvGraphicFramePr>
+              <a:graphicFrameLocks xmlns:a="http://schemas.openxmlformats.org/drawingml/2006/main" noChangeAspect="1"/>
+            </wp:cNvGraphicFramePr>
+            <a:graphic xmlns:a="http://schemas.openxmlformats.org/drawingml/2006/main">
+              <a:graphicData uri="http://schemas.openxmlformats.org/drawingml/2006/picture">
+                <pic:pic xmlns:pic="http://schemas.openxmlformats.org/drawingml/2006/picture">
+                  <pic:nvPicPr>
+                    <pic:cNvPr id="0" name="Picture 5"/>
+                    <pic:cNvPicPr>
+                      <a:picLocks noChangeAspect="1" noChangeArrowheads="1"/>
+                    </pic:cNvPicPr>
+                  </pic:nvPicPr>
+                  <pic:blipFill>
+                    <a:blip r:embed="rId8" cstate="print">
+                      <a:extLst>
+                        <a:ext uri="{28A0092B-C50C-407E-A947-70E740481C1C}">
+                          <a14:useLocalDpi xmlns:a14="http://schemas.microsoft.com/office/drawing/2010/main" val="0"/>
+                        </a:ext>
+                      </a:extLst>
+                    </a:blip>
+                    <a:srcRect/>
+                    <a:stretch>
+                      <a:fillRect/>
+                    </a:stretch>
+                  </pic:blipFill>
+                  <pic:spPr bwMode="auto">
+                    <a:xfrm>
+                      <a:off x="0" y="0"/>
+                      <a:ext cx="5940425" cy="3188764"/>
+                    </a:xfrm>
+                    <a:prstGeom prst="rect">
+                      <a:avLst/>
+                    </a:prstGeom>
+                    <a:noFill/>
+                    <a:ln>
+                      <a:noFill/>
+                    </a:ln>
+                  </pic:spPr>
+                </pic:pic>
+              </a:graphicData>
+            </a:graphic>
+          </wp:inline>
+        </w:drawing>
+      </w:r>
+    </w:p>
+    <w:p>
+      <w:pPr>
+        <w:jc w:val="both"/>
+        <w:rPr>
+          <w:rFonts w:ascii="Times New Roman" w:hAnsi="Times New Roman" w:cs="Times New Roman"/>
+          <w:sz w:val="28"/>
+        </w:rPr>
+      </w:pPr>
+      <w:r>
+        <w:rPr>
+          <w:rFonts w:ascii="Times New Roman" w:hAnsi="Times New Roman" w:cs="Times New Roman"/>
+          <w:sz w:val="28"/>
+        </w:rPr>
+        <w:t>Удаление также демонстрирует сложность O(N) из-за необходимости сдвига хвоста массива. При этом рукописная реализация показывает несколько худшие результаты по сравнению со стандартной — вероятно, из-за менее оптимальной реализации метода. Тем не менее, общая тенденция и форма графиков совпадают.</w:t>
+      </w:r>
+    </w:p>
+    <w:p>
+      <w:pPr>
+        <w:pStyle w:val="a3"/>
+        <w:numPr>
+          <w:ilvl w:val="0"/>
+          <w:numId w:val="3"/>
+        </w:numPr>
+        <w:rPr>
+          <w:rFonts w:ascii="Times New Roman" w:hAnsi="Times New Roman" w:cs="Times New Roman"/>
+          <w:b/>
+          <w:sz w:val="28"/>
+        </w:rPr>
+      </w:pPr>
+      <w:r>
+        <w:rPr>
+          <w:rFonts w:ascii="Times New Roman" w:hAnsi="Times New Roman" w:cs="Times New Roman"/>
+          <w:b/>
+          <w:sz w:val="28"/>
+        </w:rPr>
+        <w:t>Среднее время добавления в начало односвязного списка.</w:t>
+      </w:r>
+    </w:p>
+    <w:p>
+      <w:pPr>
+        <w:ind w:left="360"/>
+        <w:rPr>
+          <w:rFonts w:ascii="Times New Roman" w:hAnsi="Times New Roman" w:cs="Times New Roman"/>
+          <w:b/>
+          <w:sz w:val="28"/>
+        </w:rPr>
+      </w:pPr>
+      <w:r>
+        <w:rPr>
+          <w:noProof/>
+        </w:rPr>
+        <w:drawing>
+          <wp:inline distT="0" distB="0" distL="0" distR="0">
+            <wp:extent cx="5940425" cy="3188764"/>
+            <wp:effectExtent l="0" t="0" r="3175" b="0"/>
+            <wp:docPr id="4" name="Рисунок 4"/>
+            <wp:cNvGraphicFramePr>
+              <a:graphicFrameLocks xmlns:a="http://schemas.openxmlformats.org/drawingml/2006/main" noChangeAspect="1"/>
+            </wp:cNvGraphicFramePr>
+            <a:graphic xmlns:a="http://schemas.openxmlformats.org/drawingml/2006/main">
+              <a:graphicData uri="http://schemas.openxmlformats.org/drawingml/2006/picture">
+                <pic:pic xmlns:pic="http://schemas.openxmlformats.org/drawingml/2006/picture">
+                  <pic:nvPicPr>
+                    <pic:cNvPr id="0" name="Picture 7"/>
+                    <pic:cNvPicPr>
+                      <a:picLocks noChangeAspect="1" noChangeArrowheads="1"/>
+                    </pic:cNvPicPr>
+                  </pic:nvPicPr>
+                  <pic:blipFill>
+                    <a:blip r:embed="rId9" cstate="print">
+                      <a:extLst>
+                        <a:ext uri="{28A0092B-C50C-407E-A947-70E740481C1C}">
+                          <a14:useLocalDpi xmlns:a14="http://schemas.microsoft.com/office/drawing/2010/main" val="0"/>
+                        </a:ext>
+                      </a:extLst>
+                    </a:blip>
+                    <a:srcRect/>
+                    <a:stretch>
+                      <a:fillRect/>
+                    </a:stretch>
+                  </pic:blipFill>
+                  <pic:spPr bwMode="auto">
+                    <a:xfrm>
+                      <a:off x="0" y="0"/>
+                      <a:ext cx="5940425" cy="3188764"/>
+                    </a:xfrm>
+                    <a:prstGeom prst="rect">
+                      <a:avLst/>
+                    </a:prstGeom>
+                    <a:noFill/>
+                    <a:ln>
+                      <a:noFill/>
+                    </a:ln>
+                  </pic:spPr>
+                </pic:pic>
+              </a:graphicData>
+            </a:graphic>
+          </wp:inline>
+        </w:drawing>
+      </w:r>
+    </w:p>
+    <w:p>
+      <w:pPr>
+        <w:ind w:left="360"/>
+        <w:jc w:val="both"/>
+        <w:rPr>
+          <w:rFonts w:ascii="Times New Roman" w:hAnsi="Times New Roman" w:cs="Times New Roman"/>
+          <w:sz w:val="28"/>
+        </w:rPr>
+      </w:pPr>
+      <w:r>
+        <w:rPr>
+          <w:rFonts w:ascii="Times New Roman" w:hAnsi="Times New Roman" w:cs="Times New Roman"/>
+          <w:sz w:val="28"/>
+        </w:rPr>
+        <w:t xml:space="preserve">Кривые для </w:t>
+      </w:r>
+      <w:proofErr w:type="spellStart"/>
+      <w:proofErr w:type="gramStart"/>
+      <w:r>
+        <w:rPr>
+          <w:rFonts w:ascii="Times New Roman" w:hAnsi="Times New Roman" w:cs="Times New Roman"/>
+          <w:sz w:val="28"/>
+        </w:rPr>
+        <w:t>std</w:t>
+      </w:r>
+      <w:proofErr w:type="spellEnd"/>
+      <w:r>
+        <w:rPr>
+          <w:rFonts w:ascii="Times New Roman" w:hAnsi="Times New Roman" w:cs="Times New Roman"/>
+          <w:sz w:val="28"/>
+        </w:rPr>
+        <w:t>::</w:t>
+      </w:r>
+      <w:proofErr w:type="spellStart"/>
+      <w:proofErr w:type="gramEnd"/>
+      <w:r>
+        <w:rPr>
+          <w:rFonts w:ascii="Times New Roman" w:hAnsi="Times New Roman" w:cs="Times New Roman"/>
+          <w:sz w:val="28"/>
+        </w:rPr>
+        <w:t>list</w:t>
+      </w:r>
+      <w:proofErr w:type="spellEnd"/>
+      <w:r>
+        <w:rPr>
+          <w:rFonts w:ascii="Times New Roman" w:hAnsi="Times New Roman" w:cs="Times New Roman"/>
+          <w:sz w:val="28"/>
+        </w:rPr>
+        <w:t xml:space="preserve">, </w:t>
+      </w:r>
+      <w:proofErr w:type="spellStart"/>
+      <w:r>
+        <w:rPr>
+          <w:rFonts w:ascii="Times New Roman" w:hAnsi="Times New Roman" w:cs="Times New Roman"/>
+          <w:sz w:val="28"/>
+        </w:rPr>
+        <w:t>std</w:t>
+      </w:r>
+      <w:proofErr w:type="spellEnd"/>
+      <w:r>
+        <w:rPr>
+          <w:rFonts w:ascii="Times New Roman" w:hAnsi="Times New Roman" w:cs="Times New Roman"/>
+          <w:sz w:val="28"/>
+        </w:rPr>
+        <w:t>::</w:t>
+      </w:r>
+      <w:proofErr w:type="spellStart"/>
+      <w:r>
+        <w:rPr>
+          <w:rFonts w:ascii="Times New Roman" w:hAnsi="Times New Roman" w:cs="Times New Roman"/>
+          <w:sz w:val="28"/>
+        </w:rPr>
+        <w:t>forward_list</w:t>
+      </w:r>
+      <w:proofErr w:type="spellEnd"/>
+      <w:r>
+        <w:rPr>
+          <w:rFonts w:ascii="Times New Roman" w:hAnsi="Times New Roman" w:cs="Times New Roman"/>
+          <w:sz w:val="28"/>
+        </w:rPr>
+        <w:t xml:space="preserve"> и </w:t>
+      </w:r>
+      <w:proofErr w:type="spellStart"/>
+      <w:r>
+        <w:rPr>
+          <w:rFonts w:ascii="Times New Roman" w:hAnsi="Times New Roman" w:cs="Times New Roman"/>
+          <w:sz w:val="28"/>
+        </w:rPr>
+        <w:t>subforward_list</w:t>
+      </w:r>
+      <w:proofErr w:type="spellEnd"/>
+      <w:r>
+        <w:rPr>
+          <w:rFonts w:ascii="Times New Roman" w:hAnsi="Times New Roman" w:cs="Times New Roman"/>
+          <w:sz w:val="28"/>
+        </w:rPr>
+        <w:t xml:space="preserve"> практически неразличимы. Линейный рост общего времени при выполнении N операций </w:t>
+      </w:r>
+      <w:r>
+        <w:rPr>
+          <w:rFonts w:ascii="Times New Roman" w:hAnsi="Times New Roman" w:cs="Times New Roman"/>
+          <w:sz w:val="28"/>
+        </w:rPr>
+        <w:lastRenderedPageBreak/>
+        <w:t xml:space="preserve">указывает на константную сложность </w:t>
+      </w:r>
+      <w:proofErr w:type="gramStart"/>
+      <w:r>
+        <w:rPr>
+          <w:rFonts w:ascii="Times New Roman" w:hAnsi="Times New Roman" w:cs="Times New Roman"/>
+          <w:sz w:val="28"/>
+        </w:rPr>
+        <w:t>O(</w:t>
+      </w:r>
+      <w:proofErr w:type="gramEnd"/>
+      <w:r>
+        <w:rPr>
+          <w:rFonts w:ascii="Times New Roman" w:hAnsi="Times New Roman" w:cs="Times New Roman"/>
+          <w:sz w:val="28"/>
+        </w:rPr>
+        <w:t>1) для одной операции: достаточно создать новый узел и переназначить указатель на начало списка.</w:t>
+      </w:r>
+    </w:p>
+    <w:p>
+      <w:pPr>
+        <w:pStyle w:val="a3"/>
+        <w:numPr>
+          <w:ilvl w:val="0"/>
+          <w:numId w:val="3"/>
+        </w:numPr>
+        <w:rPr>
+          <w:rFonts w:ascii="Times New Roman" w:hAnsi="Times New Roman" w:cs="Times New Roman"/>
+          <w:b/>
+          <w:sz w:val="28"/>
+        </w:rPr>
+      </w:pPr>
+      <w:r>
+        <w:rPr>
+          <w:rFonts w:ascii="Times New Roman" w:hAnsi="Times New Roman" w:cs="Times New Roman"/>
+          <w:b/>
+          <w:sz w:val="28"/>
+        </w:rPr>
+        <w:t>Среднее время удаления из начала односвязного списка.</w:t>
+      </w:r>
+    </w:p>
+    <w:p>
+      <w:pPr>
+        <w:ind w:left="360"/>
+        <w:rPr>
+          <w:rFonts w:ascii="Times New Roman" w:hAnsi="Times New Roman" w:cs="Times New Roman"/>
+          <w:b/>
+          <w:sz w:val="28"/>
+        </w:rPr>
+      </w:pPr>
+      <w:r>
+        <w:rPr>
+          <w:noProof/>
+        </w:rPr>
+        <w:drawing>
+          <wp:inline distT="0" distB="0" distL="0" distR="0">
+            <wp:extent cx="5940425" cy="3188764"/>
+            <wp:effectExtent l="0" t="0" r="3175" b="0"/>
+            <wp:docPr id="5" name="Рисунок 5"/>
+            <wp:cNvGraphicFramePr>
+              <a:graphicFrameLocks xmlns:a="http://schemas.openxmlformats.org/drawingml/2006/main" noChangeAspect="1"/>
+            </wp:cNvGraphicFramePr>
+            <a:graphic xmlns:a="http://schemas.openxmlformats.org/drawingml/2006/main">
+              <a:graphicData uri="http://schemas.openxmlformats.org/drawingml/2006/picture">
+                <pic:pic xmlns:pic="http://schemas.openxmlformats.org/drawingml/2006/picture">
+                  <pic:nvPicPr>
+                    <pic:cNvPr id="0" name="Picture 9"/>
+                    <pic:cNvPicPr>
+                      <a:picLocks noChangeAspect="1" noChangeArrowheads="1"/>
+                    </pic:cNvPicPr>
+                  </pic:nvPicPr>
+                  <pic:blipFill>
+                    <a:blip r:embed="rId10" cstate="print">
+                      <a:extLst>
+                        <a:ext uri="{28A0092B-C50C-407E-A947-70E740481C1C}">
+                          <a14:useLocalDpi xmlns:a14="http://schemas.microsoft.com/office/drawing/2010/main" val="0"/>
+                        </a:ext>
+                      </a:extLst>
+                    </a:blip>
+                    <a:srcRect/>
+                    <a:stretch>
+                      <a:fillRect/>
+                    </a:stretch>
+                  </pic:blipFill>
+                  <pic:spPr bwMode="auto">
+                    <a:xfrm>
+                      <a:off x="0" y="0"/>
+                      <a:ext cx="5940425" cy="3188764"/>
+                    </a:xfrm>
+                    <a:prstGeom prst="rect">
+                      <a:avLst/>
+                    </a:prstGeom>
+                    <a:noFill/>
+                    <a:ln>
+                      <a:noFill/>
+                    </a:ln>
+                  </pic:spPr>
+                </pic:pic>
+              </a:graphicData>
+            </a:graphic>
+          </wp:inline>
+        </w:drawing>
+      </w:r>
+    </w:p>
+    <w:p>
+      <w:pPr>
+        <w:ind w:left="360"/>
+        <w:jc w:val="both"/>
+        <w:rPr>
+          <w:rFonts w:ascii="Times New Roman" w:hAnsi="Times New Roman" w:cs="Times New Roman"/>
+          <w:sz w:val="28"/>
+        </w:rPr>
+      </w:pPr>
+      <w:r>
+        <w:rPr>
+          <w:rFonts w:ascii="Times New Roman" w:hAnsi="Times New Roman" w:cs="Times New Roman"/>
+          <w:sz w:val="28"/>
+        </w:rPr>
+        <w:t xml:space="preserve">Результаты аналогичны предыдущему пункту. Удаление первого элемента сводится к обновлению начального указателя и освобождению памяти старого узла, что также выполняется за </w:t>
+      </w:r>
+      <w:proofErr w:type="gramStart"/>
+      <w:r>
+        <w:rPr>
+          <w:rFonts w:ascii="Times New Roman" w:hAnsi="Times New Roman" w:cs="Times New Roman"/>
+          <w:sz w:val="28"/>
+        </w:rPr>
+        <w:t>O(</w:t>
+      </w:r>
+      <w:proofErr w:type="gramEnd"/>
+      <w:r>
+        <w:rPr>
+          <w:rFonts w:ascii="Times New Roman" w:hAnsi="Times New Roman" w:cs="Times New Roman"/>
+          <w:sz w:val="28"/>
+        </w:rPr>
+        <w:t>1).</w:t>
+      </w:r>
+    </w:p>
+    <w:p>
+      <w:pPr>
+        <w:pStyle w:val="a3"/>
+        <w:numPr>
+          <w:ilvl w:val="0"/>
+          <w:numId w:val="3"/>
+        </w:numPr>
+        <w:rPr>
+          <w:rFonts w:ascii="Times New Roman" w:hAnsi="Times New Roman" w:cs="Times New Roman"/>
+          <w:b/>
+          <w:sz w:val="28"/>
+        </w:rPr>
+      </w:pPr>
+      <w:r>
+        <w:rPr>
+          <w:rFonts w:ascii="Times New Roman" w:hAnsi="Times New Roman" w:cs="Times New Roman"/>
+          <w:b/>
+          <w:sz w:val="28"/>
+        </w:rPr>
+        <w:t>Среднее время добавления элемента в бинарное дерево.</w:t>
+      </w:r>
+    </w:p>
+    <w:p>
+      <w:pPr>
+        <w:ind w:left="360"/>
+        <w:rPr>
+          <w:rFonts w:ascii="Times New Roman" w:hAnsi="Times New Roman" w:cs="Times New Roman"/>
+          <w:b/>
+          <w:sz w:val="28"/>
+        </w:rPr>
+      </w:pPr>
+      <w:r>
+        <w:rPr>
+          <w:noProof/>
+        </w:rPr>
+        <w:drawing>
+          <wp:inline distT="0" distB="0" distL="0" distR="0">
+            <wp:extent cx="5940425" cy="3188764"/>
+            <wp:effectExtent l="0" t="0" r="3175" b="0"/>
+            <wp:docPr id="6" name="Рисунок 6"/>
+            <wp:cNvGraphicFramePr>
+              <a:graphicFrameLocks xmlns:a="http://schemas.openxmlformats.org/drawingml/2006/main" noChangeAspect="1"/>
+            </wp:cNvGraphicFramePr>
+            <a:graphic xmlns:a="http://schemas.openxmlformats.org/drawingml/2006/main">
+              <a:graphicData uri="http://schemas.openxmlformats.org/drawingml/2006/picture">
+                <pic:pic xmlns:pic="http://schemas.openxmlformats.org/drawingml/2006/picture">
+                  <pic:nvPicPr>
+                    <pic:cNvPr id="0" name="Picture 11"/>
+                    <pic:cNvPicPr>
+                      <a:picLocks noChangeAspect="1" noChangeArrowheads="1"/>
+                    </pic:cNvPicPr>
+                  </pic:nvPicPr>
+                  <pic:blipFill>
+                    <a:blip r:embed="rId11" cstate="print">
+                      <a:extLst>
+                        <a:ext uri="{28A0092B-C50C-407E-A947-70E740481C1C}">
+                          <a14:useLocalDpi xmlns:a14="http://schemas.microsoft.com/office/drawing/2010/main" val="0"/>
+                        </a:ext>
+                      </a:extLst>
+                    </a:blip>
+                    <a:srcRect/>
+                    <a:stretch>
+                      <a:fillRect/>
+                    </a:stretch>
+                  </pic:blipFill>
+                  <pic:spPr bwMode="auto">
+                    <a:xfrm>
+                      <a:off x="0" y="0"/>
+                      <a:ext cx="5940425" cy="3188764"/>
+                    </a:xfrm>
+                    <a:prstGeom prst="rect">
+                      <a:avLst/>
+                    </a:prstGeom>
+                    <a:noFill/>
+                    <a:ln>
+                      <a:noFill/>
+                    </a:ln>
+                  </pic:spPr>
+                </pic:pic>
+              </a:graphicData>
+            </a:graphic>
+          </wp:inline>
+        </w:drawing>
+      </w:r>
+    </w:p>
+    <w:p>
+      <w:pPr>
+        <w:ind w:left="360"/>
+        <w:jc w:val="both"/>
+        <w:rPr>
+          <w:rFonts w:ascii="Times New Roman" w:hAnsi="Times New Roman" w:cs="Times New Roman"/>
+          <w:sz w:val="28"/>
+        </w:rPr>
+      </w:pPr>
+      <w:r>
+        <w:rPr>
+          <w:rFonts w:ascii="Times New Roman" w:hAnsi="Times New Roman" w:cs="Times New Roman"/>
+          <w:sz w:val="28"/>
+        </w:rPr>
+        <w:t xml:space="preserve">График имеет вид, близкий к прямой линии на логарифмической шкале. Поскольку измеряется время вставки N элементов, а каждая вставка требует </w:t>
+      </w:r>
+      <w:proofErr w:type="gramStart"/>
+      <w:r>
+        <w:rPr>
+          <w:rFonts w:ascii="Times New Roman" w:hAnsi="Times New Roman" w:cs="Times New Roman"/>
+          <w:sz w:val="28"/>
+        </w:rPr>
+        <w:t>O(</w:t>
+      </w:r>
+      <w:proofErr w:type="spellStart"/>
+      <w:proofErr w:type="gramEnd"/>
+      <w:r>
+        <w:rPr>
+          <w:rFonts w:ascii="Times New Roman" w:hAnsi="Times New Roman" w:cs="Times New Roman"/>
+          <w:sz w:val="28"/>
+        </w:rPr>
+        <w:t>log</w:t>
+      </w:r>
+      <w:proofErr w:type="spellEnd"/>
+      <w:r>
+        <w:rPr>
+          <w:rFonts w:ascii="Times New Roman" w:hAnsi="Times New Roman" w:cs="Times New Roman"/>
+          <w:sz w:val="28"/>
+        </w:rPr>
+        <w:t xml:space="preserve"> N), суммарная сложность составляет O(</w:t>
+      </w:r>
+      <w:proofErr w:type="spellStart"/>
+      <w:r>
+        <w:rPr>
+          <w:rFonts w:ascii="Times New Roman" w:hAnsi="Times New Roman" w:cs="Times New Roman"/>
+          <w:sz w:val="28"/>
+        </w:rPr>
+        <w:t>N·log</w:t>
+      </w:r>
+      <w:proofErr w:type="spellEnd"/>
+      <w:r>
+        <w:rPr>
+          <w:rFonts w:ascii="Times New Roman" w:hAnsi="Times New Roman" w:cs="Times New Roman"/>
+          <w:sz w:val="28"/>
+        </w:rPr>
+        <w:t xml:space="preserve"> N).</w:t>
+      </w:r>
+    </w:p>
+    <w:p>
+      <w:pPr>
+        <w:pStyle w:val="a3"/>
+        <w:numPr>
+          <w:ilvl w:val="0"/>
+          <w:numId w:val="4"/>
+        </w:numPr>
+        <w:jc w:val="both"/>
+        <w:rPr>
+          <w:rFonts w:ascii="Times New Roman" w:hAnsi="Times New Roman" w:cs="Times New Roman"/>
+          <w:sz w:val="28"/>
+        </w:rPr>
+      </w:pPr>
+      <w:proofErr w:type="spellStart"/>
+      <w:proofErr w:type="gramStart"/>
+      <w:r>
+        <w:rPr>
+          <w:rFonts w:ascii="Times New Roman" w:hAnsi="Times New Roman" w:cs="Times New Roman"/>
+          <w:sz w:val="28"/>
+        </w:rPr>
+        <w:lastRenderedPageBreak/>
+        <w:t>std</w:t>
+      </w:r>
+      <w:proofErr w:type="spellEnd"/>
+      <w:r>
+        <w:rPr>
+          <w:rFonts w:ascii="Times New Roman" w:hAnsi="Times New Roman" w:cs="Times New Roman"/>
+          <w:sz w:val="28"/>
+        </w:rPr>
+        <w:t>::</w:t>
+      </w:r>
+      <w:proofErr w:type="spellStart"/>
+      <w:proofErr w:type="gramEnd"/>
+      <w:r>
+        <w:rPr>
+          <w:rFonts w:ascii="Times New Roman" w:hAnsi="Times New Roman" w:cs="Times New Roman"/>
+          <w:sz w:val="28"/>
+        </w:rPr>
+        <w:t>set</w:t>
+      </w:r>
+      <w:proofErr w:type="spellEnd"/>
+      <w:r>
+        <w:rPr>
+          <w:rFonts w:ascii="Times New Roman" w:hAnsi="Times New Roman" w:cs="Times New Roman"/>
+          <w:sz w:val="28"/>
+        </w:rPr>
+        <w:t xml:space="preserve"> (верхняя кривая) работает медленнее из-за дополнительной проверки уникальности ключа.</w:t>
+      </w:r>
+    </w:p>
+    <w:p>
+      <w:pPr>
+        <w:pStyle w:val="a3"/>
+        <w:numPr>
+          <w:ilvl w:val="0"/>
+          <w:numId w:val="4"/>
+        </w:numPr>
+        <w:jc w:val="both"/>
+        <w:rPr>
+          <w:rFonts w:ascii="Times New Roman" w:hAnsi="Times New Roman" w:cs="Times New Roman"/>
+          <w:sz w:val="28"/>
+        </w:rPr>
+      </w:pPr>
+      <w:proofErr w:type="spellStart"/>
+      <w:proofErr w:type="gramStart"/>
+      <w:r>
+        <w:rPr>
+          <w:rFonts w:ascii="Times New Roman" w:hAnsi="Times New Roman" w:cs="Times New Roman"/>
+          <w:sz w:val="28"/>
+        </w:rPr>
+        <w:t>std</w:t>
+      </w:r>
+      <w:proofErr w:type="spellEnd"/>
+      <w:r>
+        <w:rPr>
+          <w:rFonts w:ascii="Times New Roman" w:hAnsi="Times New Roman" w:cs="Times New Roman"/>
+          <w:sz w:val="28"/>
+        </w:rPr>
+        <w:t>::</w:t>
+      </w:r>
+      <w:proofErr w:type="spellStart"/>
+      <w:proofErr w:type="gramEnd"/>
+      <w:r>
+        <w:rPr>
+          <w:rFonts w:ascii="Times New Roman" w:hAnsi="Times New Roman" w:cs="Times New Roman"/>
+          <w:sz w:val="28"/>
+        </w:rPr>
+        <w:t>multiset</w:t>
+      </w:r>
+      <w:proofErr w:type="spellEnd"/>
+      <w:r>
+        <w:rPr>
+          <w:rFonts w:ascii="Times New Roman" w:hAnsi="Times New Roman" w:cs="Times New Roman"/>
+          <w:sz w:val="28"/>
+        </w:rPr>
+        <w:t xml:space="preserve"> (нижняя кривая) быстрее, так как допускает дубликаты и избегает этой проверки.</w:t>
+      </w:r>
+    </w:p>
+    <w:p>
+      <w:pPr>
+        <w:pStyle w:val="a3"/>
+        <w:numPr>
+          <w:ilvl w:val="0"/>
+          <w:numId w:val="3"/>
+        </w:numPr>
+        <w:rPr>
+          <w:rFonts w:ascii="Times New Roman" w:hAnsi="Times New Roman" w:cs="Times New Roman"/>
+          <w:b/>
+          <w:sz w:val="28"/>
+        </w:rPr>
+      </w:pPr>
+      <w:r>
+        <w:rPr>
+          <w:rFonts w:ascii="Times New Roman" w:hAnsi="Times New Roman" w:cs="Times New Roman"/>
+          <w:b/>
+          <w:sz w:val="28"/>
+        </w:rPr>
+        <w:t>Среднее время обхода всего контейнера.</w:t>
+      </w:r>
+    </w:p>
+    <w:p>
+      <w:pPr>
+        <w:rPr>
+          <w:rFonts w:ascii="Times New Roman" w:hAnsi="Times New Roman" w:cs="Times New Roman"/>
+          <w:b/>
+          <w:sz w:val="28"/>
+        </w:rPr>
+      </w:pPr>
+      <w:r>
+        <w:rPr>
+          <w:noProof/>
+        </w:rPr>
+        <w:drawing>
+          <wp:inline distT="0" distB="0" distL="0" distR="0">
+            <wp:extent cx="5940425" cy="3188764"/>
+            <wp:effectExtent l="0" t="0" r="3175" b="0"/>
+            <wp:docPr id="7" name="Рисунок 7"/>
+            <wp:cNvGraphicFramePr>
+              <a:graphicFrameLocks xmlns:a="http://schemas.openxmlformats.org/drawingml/2006/main" noChangeAspect="1"/>
+            </wp:cNvGraphicFramePr>
+            <a:graphic xmlns:a="http://schemas.openxmlformats.org/drawingml/2006/main">
+              <a:graphicData uri="http://schemas.openxmlformats.org/drawingml/2006/picture">
+                <pic:pic xmlns:pic="http://schemas.openxmlformats.org/drawingml/2006/picture">
+                  <pic:nvPicPr>
+                    <pic:cNvPr id="0" name="Picture 13"/>
+                    <pic:cNvPicPr>
+                      <a:picLocks noChangeAspect="1" noChangeArrowheads="1"/>
+                    </pic:cNvPicPr>
+                  </pic:nvPicPr>
+                  <pic:blipFill>
+                    <a:blip r:embed="rId12" cstate="print">
+                      <a:extLst>
+                        <a:ext uri="{28A0092B-C50C-407E-A947-70E740481C1C}">
+                          <a14:useLocalDpi xmlns:a14="http://schemas.microsoft.com/office/drawing/2010/main" val="0"/>
+                        </a:ext>
+                      </a:extLst>
+                    </a:blip>
+                    <a:srcRect/>
+                    <a:stretch>
+                      <a:fillRect/>
+                    </a:stretch>
+                  </pic:blipFill>
+                  <pic:spPr bwMode="auto">
+                    <a:xfrm>
+                      <a:off x="0" y="0"/>
+                      <a:ext cx="5940425" cy="3188764"/>
+                    </a:xfrm>
+                    <a:prstGeom prst="rect">
+                      <a:avLst/>
+                    </a:prstGeom>
+                    <a:noFill/>
+                    <a:ln>
+                      <a:noFill/>
+                    </a:ln>
+                  </pic:spPr>
+                </pic:pic>
+              </a:graphicData>
+            </a:graphic>
+          </wp:inline>
+        </w:drawing>
+      </w:r>
+    </w:p>
+    <w:p>
+      <w:pPr>
+        <w:jc w:val="both"/>
+        <w:rPr>
+          <w:rFonts w:ascii="Times New Roman" w:hAnsi="Times New Roman" w:cs="Times New Roman"/>
+          <w:sz w:val="28"/>
+        </w:rPr>
+      </w:pPr>
+      <w:r>
+        <w:rPr>
+          <w:rFonts w:ascii="Times New Roman" w:hAnsi="Times New Roman" w:cs="Times New Roman"/>
+          <w:sz w:val="28"/>
+        </w:rPr>
+        <w:t>На графиках с логарифмическими осями все зависимости идут параллельно, что подтверждает асимптотику O(N) для всех типов контейнеров. Различия в абсолютном времени обусловлены не алгоритмической сложностью, а особенностями организации памяти:</w:t>
+      </w:r>
+    </w:p>
+    <w:p>
+      <w:pPr>
+        <w:pStyle w:val="a3"/>
+        <w:numPr>
+          <w:ilvl w:val="0"/>
+          <w:numId w:val="5"/>
+        </w:numPr>
+        <w:jc w:val="both"/>
+        <w:rPr>
+          <w:rFonts w:ascii="Times New Roman" w:hAnsi="Times New Roman" w:cs="Times New Roman"/>
+          <w:sz w:val="28"/>
+        </w:rPr>
+      </w:pPr>
+      <w:proofErr w:type="spellStart"/>
+      <w:r>
+        <w:rPr>
+          <w:rFonts w:ascii="Times New Roman" w:hAnsi="Times New Roman" w:cs="Times New Roman"/>
+          <w:sz w:val="28"/>
+        </w:rPr>
+        <w:t>Vector</w:t>
+      </w:r>
+      <w:proofErr w:type="spellEnd"/>
+      <w:r>
+        <w:rPr>
+          <w:rFonts w:ascii="Times New Roman" w:hAnsi="Times New Roman" w:cs="Times New Roman"/>
+          <w:sz w:val="28"/>
+        </w:rPr>
+        <w:t xml:space="preserve"> — самый быстрый: данные расположены непрерывно, что обеспечивает высокую локальность и эффективное использование кэша.</w:t>
+      </w:r>
+    </w:p>
+    <w:p>
+      <w:pPr>
+        <w:pStyle w:val="a3"/>
+        <w:numPr>
+          <w:ilvl w:val="0"/>
+          <w:numId w:val="5"/>
+        </w:numPr>
+        <w:jc w:val="both"/>
+        <w:rPr>
+          <w:rFonts w:ascii="Times New Roman" w:hAnsi="Times New Roman" w:cs="Times New Roman"/>
+          <w:sz w:val="28"/>
+        </w:rPr>
+      </w:pPr>
+      <w:proofErr w:type="spellStart"/>
+      <w:r>
+        <w:rPr>
+          <w:rFonts w:ascii="Times New Roman" w:hAnsi="Times New Roman" w:cs="Times New Roman"/>
+          <w:sz w:val="28"/>
+        </w:rPr>
+        <w:t>List</w:t>
+      </w:r>
+      <w:proofErr w:type="spellEnd"/>
+      <w:r>
+        <w:rPr>
+          <w:rFonts w:ascii="Times New Roman" w:hAnsi="Times New Roman" w:cs="Times New Roman"/>
+          <w:sz w:val="28"/>
+        </w:rPr>
+        <w:t xml:space="preserve"> / </w:t>
+      </w:r>
+      <w:proofErr w:type="spellStart"/>
+      <w:r>
+        <w:rPr>
+          <w:rFonts w:ascii="Times New Roman" w:hAnsi="Times New Roman" w:cs="Times New Roman"/>
+          <w:sz w:val="28"/>
+        </w:rPr>
+        <w:t>Forward_list</w:t>
+      </w:r>
+      <w:proofErr w:type="spellEnd"/>
+      <w:r>
+        <w:rPr>
+          <w:rFonts w:ascii="Times New Roman" w:hAnsi="Times New Roman" w:cs="Times New Roman"/>
+          <w:sz w:val="28"/>
+        </w:rPr>
+        <w:t xml:space="preserve"> — средняя скорость: узлы разбросаны в куче, разыменование указателей требует дополнительных обращений к памяти.</w:t>
+      </w:r>
+    </w:p>
+    <w:p>
+      <w:pPr>
+        <w:pStyle w:val="a3"/>
+        <w:numPr>
+          <w:ilvl w:val="0"/>
+          <w:numId w:val="5"/>
+        </w:numPr>
+        <w:jc w:val="both"/>
+        <w:rPr>
+          <w:rFonts w:ascii="Times New Roman" w:hAnsi="Times New Roman" w:cs="Times New Roman"/>
+          <w:sz w:val="28"/>
+        </w:rPr>
+      </w:pPr>
+      <w:proofErr w:type="spellStart"/>
+      <w:r>
+        <w:rPr>
+          <w:rFonts w:ascii="Times New Roman" w:hAnsi="Times New Roman" w:cs="Times New Roman"/>
+          <w:sz w:val="28"/>
+        </w:rPr>
+        <w:t>Set</w:t>
+      </w:r>
+      <w:proofErr w:type="spellEnd"/>
+      <w:r>
+        <w:rPr>
+          <w:rFonts w:ascii="Times New Roman" w:hAnsi="Times New Roman" w:cs="Times New Roman"/>
+          <w:sz w:val="28"/>
+        </w:rPr>
+        <w:t xml:space="preserve"> / </w:t>
+      </w:r>
+      <w:proofErr w:type="spellStart"/>
+      <w:r>
+        <w:rPr>
+          <w:rFonts w:ascii="Times New Roman" w:hAnsi="Times New Roman" w:cs="Times New Roman"/>
+          <w:sz w:val="28"/>
+        </w:rPr>
+        <w:t>Map</w:t>
+      </w:r>
+      <w:proofErr w:type="spellEnd"/>
+      <w:r>
+        <w:rPr>
+          <w:rFonts w:ascii="Times New Roman" w:hAnsi="Times New Roman" w:cs="Times New Roman"/>
+          <w:sz w:val="28"/>
+        </w:rPr>
+        <w:t xml:space="preserve"> — самые медленные: каждый узел содержит ключ, значение и несколько указателей, что увеличивает объём данных и снижает эффективность обхода.</w:t>
+      </w:r>
+    </w:p>
+    <w:p>
+      <w:pPr>
+        <w:jc w:val="both"/>
+        <w:rPr>
+          <w:rFonts w:ascii="Times New Roman" w:hAnsi="Times New Roman" w:cs="Times New Roman"/>
+          <w:sz w:val="28"/>
+        </w:rPr>
+      </w:pPr>
+    </w:p>
+    <w:p>
+      <w:pPr>
+        <w:jc w:val="both"/>
+        <w:rPr>
+          <w:rFonts w:ascii="Times New Roman" w:hAnsi="Times New Roman" w:cs="Times New Roman"/>
+          <w:sz w:val="28"/>
+        </w:rPr>
+      </w:pPr>
+    </w:p>
+    <w:p>
+      <w:pPr>
+        <w:jc w:val="both"/>
+        <w:rPr>
+          <w:rFonts w:ascii="Times New Roman" w:hAnsi="Times New Roman" w:cs="Times New Roman"/>
+          <w:sz w:val="28"/>
+        </w:rPr>
+      </w:pPr>
+    </w:p>
+    <w:p>
+      <w:pPr>
+        <w:jc w:val="both"/>
+        <w:rPr>
+          <w:rFonts w:ascii="Times New Roman" w:hAnsi="Times New Roman" w:cs="Times New Roman"/>
+          <w:sz w:val="28"/>
+        </w:rPr>
+      </w:pPr>
+    </w:p>
+    <w:p>
+      <w:pPr>
+        <w:jc w:val="both"/>
+        <w:rPr>
+          <w:rFonts w:ascii="Times New Roman" w:hAnsi="Times New Roman" w:cs="Times New Roman"/>
+          <w:sz w:val="28"/>
+        </w:rPr>
+      </w:pPr>
+    </w:p>
+    <w:p>
+      <w:pPr>
+        <w:jc w:val="both"/>
+        <w:rPr>
+          <w:rFonts w:ascii="Times New Roman" w:hAnsi="Times New Roman" w:cs="Times New Roman"/>
+          <w:sz w:val="28"/>
+        </w:rPr>
+      </w:pPr>
       <w:bookmarkStart w:id="0" w:name="_GoBack"/>
       <w:bookmarkEnd w:id="0"/>
     </w:p>
-    <w:p/>
+    <w:p>
+      <w:pPr>
+        <w:pStyle w:val="a3"/>
+        <w:numPr>
+          <w:ilvl w:val="0"/>
+          <w:numId w:val="3"/>
+        </w:numPr>
+        <w:rPr>
+          <w:rFonts w:ascii="Times New Roman" w:hAnsi="Times New Roman" w:cs="Times New Roman"/>
+          <w:b/>
+          <w:sz w:val="28"/>
+        </w:rPr>
+      </w:pPr>
+      <w:r>
+        <w:rPr>
+          <w:rFonts w:ascii="Times New Roman" w:hAnsi="Times New Roman" w:cs="Times New Roman"/>
+          <w:b/>
+          <w:sz w:val="28"/>
+        </w:rPr>
+        <w:lastRenderedPageBreak/>
+        <w:t>Среднее время доступа к произвольному элементу</w:t>
+      </w:r>
+      <w:r>
+        <w:rPr>
+          <w:rFonts w:ascii="Times New Roman" w:hAnsi="Times New Roman" w:cs="Times New Roman"/>
+          <w:b/>
+          <w:sz w:val="28"/>
+        </w:rPr>
+        <w:t xml:space="preserve"> вектора</w:t>
+      </w:r>
+    </w:p>
+    <w:p>
+      <w:pPr>
+        <w:ind w:left="360"/>
+        <w:rPr>
+          <w:rFonts w:ascii="Times New Roman" w:hAnsi="Times New Roman" w:cs="Times New Roman"/>
+          <w:b/>
+          <w:sz w:val="28"/>
+        </w:rPr>
+      </w:pPr>
+      <w:r>
+        <w:rPr>
+          <w:noProof/>
+        </w:rPr>
+        <w:drawing>
+          <wp:inline distT="0" distB="0" distL="0" distR="0">
+            <wp:extent cx="5940425" cy="3186530"/>
+            <wp:effectExtent l="0" t="0" r="3175" b="0"/>
+            <wp:docPr id="8" name="Рисунок 8"/>
+            <wp:cNvGraphicFramePr>
+              <a:graphicFrameLocks xmlns:a="http://schemas.openxmlformats.org/drawingml/2006/main" noChangeAspect="1"/>
+            </wp:cNvGraphicFramePr>
+            <a:graphic xmlns:a="http://schemas.openxmlformats.org/drawingml/2006/main">
+              <a:graphicData uri="http://schemas.openxmlformats.org/drawingml/2006/picture">
+                <pic:pic xmlns:pic="http://schemas.openxmlformats.org/drawingml/2006/picture">
+                  <pic:nvPicPr>
+                    <pic:cNvPr id="0" name="Picture 15"/>
+                    <pic:cNvPicPr>
+                      <a:picLocks noChangeAspect="1" noChangeArrowheads="1"/>
+                    </pic:cNvPicPr>
+                  </pic:nvPicPr>
+                  <pic:blipFill>
+                    <a:blip r:embed="rId13" cstate="print">
+                      <a:extLst>
+                        <a:ext uri="{28A0092B-C50C-407E-A947-70E740481C1C}">
+                          <a14:useLocalDpi xmlns:a14="http://schemas.microsoft.com/office/drawing/2010/main" val="0"/>
+                        </a:ext>
+                      </a:extLst>
+                    </a:blip>
+                    <a:srcRect/>
+                    <a:stretch>
+                      <a:fillRect/>
+                    </a:stretch>
+                  </pic:blipFill>
+                  <pic:spPr bwMode="auto">
+                    <a:xfrm>
+                      <a:off x="0" y="0"/>
+                      <a:ext cx="5940425" cy="3186530"/>
+                    </a:xfrm>
+                    <a:prstGeom prst="rect">
+                      <a:avLst/>
+                    </a:prstGeom>
+                    <a:noFill/>
+                    <a:ln>
+                      <a:noFill/>
+                    </a:ln>
+                  </pic:spPr>
+                </pic:pic>
+              </a:graphicData>
+            </a:graphic>
+          </wp:inline>
+        </w:drawing>
+      </w:r>
+    </w:p>
+    <w:p>
+      <w:pPr>
+        <w:ind w:left="360"/>
+        <w:jc w:val="both"/>
+        <w:rPr>
+          <w:rFonts w:ascii="Times New Roman" w:hAnsi="Times New Roman" w:cs="Times New Roman"/>
+          <w:sz w:val="28"/>
+        </w:rPr>
+      </w:pPr>
+      <w:r>
+        <w:rPr>
+          <w:rFonts w:ascii="Times New Roman" w:hAnsi="Times New Roman" w:cs="Times New Roman"/>
+          <w:sz w:val="28"/>
+        </w:rPr>
+        <w:t>График отражает время выполнения 100 000 случайных обращений. До размера порядка 10⁶ элементов рост времени незначителен — данные помещаются в кэш процессора, и доступ к ним происходит быстро.</w:t>
+      </w:r>
+    </w:p>
+    <w:p>
+      <w:pPr>
+        <w:ind w:left="360"/>
+        <w:jc w:val="both"/>
+        <w:rPr>
+          <w:rFonts w:ascii="Times New Roman" w:hAnsi="Times New Roman" w:cs="Times New Roman"/>
+          <w:sz w:val="28"/>
+        </w:rPr>
+      </w:pPr>
+      <w:r>
+        <w:rPr>
+          <w:rFonts w:ascii="Times New Roman" w:hAnsi="Times New Roman" w:cs="Times New Roman"/>
+          <w:sz w:val="28"/>
+        </w:rPr>
+        <w:t xml:space="preserve">Резкий скачок наблюдается в диапазоне 10⁶–10⁷ элементов: при размере </w:t>
+      </w:r>
+      <w:proofErr w:type="spellStart"/>
+      <w:r>
+        <w:rPr>
+          <w:rFonts w:ascii="Times New Roman" w:hAnsi="Times New Roman" w:cs="Times New Roman"/>
+          <w:sz w:val="28"/>
+        </w:rPr>
+        <w:t>int</w:t>
+      </w:r>
+      <w:proofErr w:type="spellEnd"/>
+      <w:r>
+        <w:rPr>
+          <w:rFonts w:ascii="Times New Roman" w:hAnsi="Times New Roman" w:cs="Times New Roman"/>
+          <w:sz w:val="28"/>
+        </w:rPr>
+        <w:t xml:space="preserve"> = 4 байта, 10⁷ элементов занимают ~40 МБ, что превышает типичный объём кэша процессора (обычно ≤16 МБ). После этого порога процессор вынужден обращаться к оперативной памяти, что существенно увеличивает время доступа.</w:t>
+      </w:r>
+    </w:p>
     <w:sectPr>
       <w:pgSz w:w="11906" w:h="16838"/>
       <w:pgMar w:top="1134" w:right="850" w:bottom="1134" w:left="1701" w:header="708" w:footer="708" w:gutter="0"/>
@@ -538,6 +1909,119 @@
     </w:lvl>
   </w:abstractNum>
   <w:abstractNum w:abstractNumId="1" w15:restartNumberingAfterBreak="0">
+    <w:nsid w:val="24632A14"/>
+    <w:multiLevelType w:val="hybridMultilevel"/>
+    <w:tmpl w:val="D19CDCC8"/>
+    <w:lvl w:ilvl="0" w:tplc="04190001">
+      <w:start w:val="1"/>
+      <w:numFmt w:val="bullet"/>
+      <w:lvlText w:val=""/>
+      <w:lvlJc w:val="left"/>
+      <w:pPr>
+        <w:ind w:left="1080" w:hanging="360"/>
+      </w:pPr>
+      <w:rPr>
+        <w:rFonts w:ascii="Symbol" w:hAnsi="Symbol" w:hint="default"/>
+      </w:rPr>
+    </w:lvl>
+    <w:lvl w:ilvl="1" w:tplc="04190003" w:tentative="1">
+      <w:start w:val="1"/>
+      <w:numFmt w:val="bullet"/>
+      <w:lvlText w:val="o"/>
+      <w:lvlJc w:val="left"/>
+      <w:pPr>
+        <w:ind w:left="1800" w:hanging="360"/>
+      </w:pPr>
+      <w:rPr>
+        <w:rFonts w:ascii="Courier New" w:hAnsi="Courier New" w:cs="Courier New" w:hint="default"/>
+      </w:rPr>
+    </w:lvl>
+    <w:lvl w:ilvl="2" w:tplc="04190005" w:tentative="1">
+      <w:start w:val="1"/>
+      <w:numFmt w:val="bullet"/>
+      <w:lvlText w:val=""/>
+      <w:lvlJc w:val="left"/>
+      <w:pPr>
+        <w:ind w:left="2520" w:hanging="360"/>
+      </w:pPr>
+      <w:rPr>
+        <w:rFonts w:ascii="Wingdings" w:hAnsi="Wingdings" w:hint="default"/>
+      </w:rPr>
+    </w:lvl>
+    <w:lvl w:ilvl="3" w:tplc="04190001" w:tentative="1">
+      <w:start w:val="1"/>
+      <w:numFmt w:val="bullet"/>
+      <w:lvlText w:val=""/>
+      <w:lvlJc w:val="left"/>
+      <w:pPr>
+        <w:ind w:left="3240" w:hanging="360"/>
+      </w:pPr>
+      <w:rPr>
+        <w:rFonts w:ascii="Symbol" w:hAnsi="Symbol" w:hint="default"/>
+      </w:rPr>
+    </w:lvl>
+    <w:lvl w:ilvl="4" w:tplc="04190003" w:tentative="1">
+      <w:start w:val="1"/>
+      <w:numFmt w:val="bullet"/>
+      <w:lvlText w:val="o"/>
+      <w:lvlJc w:val="left"/>
+      <w:pPr>
+        <w:ind w:left="3960" w:hanging="360"/>
+      </w:pPr>
+      <w:rPr>
+        <w:rFonts w:ascii="Courier New" w:hAnsi="Courier New" w:cs="Courier New" w:hint="default"/>
+      </w:rPr>
+    </w:lvl>
+    <w:lvl w:ilvl="5" w:tplc="04190005" w:tentative="1">
+      <w:start w:val="1"/>
+      <w:numFmt w:val="bullet"/>
+      <w:lvlText w:val=""/>
+      <w:lvlJc w:val="left"/>
+      <w:pPr>
+        <w:ind w:left="4680" w:hanging="360"/>
+      </w:pPr>
+      <w:rPr>
+        <w:rFonts w:ascii="Wingdings" w:hAnsi="Wingdings" w:hint="default"/>
+      </w:rPr>
+    </w:lvl>
+    <w:lvl w:ilvl="6" w:tplc="04190001" w:tentative="1">
+      <w:start w:val="1"/>
+      <w:numFmt w:val="bullet"/>
+      <w:lvlText w:val=""/>
+      <w:lvlJc w:val="left"/>
+      <w:pPr>
+        <w:ind w:left="5400" w:hanging="360"/>
+      </w:pPr>
+      <w:rPr>
+        <w:rFonts w:ascii="Symbol" w:hAnsi="Symbol" w:hint="default"/>
+      </w:rPr>
+    </w:lvl>
+    <w:lvl w:ilvl="7" w:tplc="04190003" w:tentative="1">
+      <w:start w:val="1"/>
+      <w:numFmt w:val="bullet"/>
+      <w:lvlText w:val="o"/>
+      <w:lvlJc w:val="left"/>
+      <w:pPr>
+        <w:ind w:left="6120" w:hanging="360"/>
+      </w:pPr>
+      <w:rPr>
+        <w:rFonts w:ascii="Courier New" w:hAnsi="Courier New" w:cs="Courier New" w:hint="default"/>
+      </w:rPr>
+    </w:lvl>
+    <w:lvl w:ilvl="8" w:tplc="04190005" w:tentative="1">
+      <w:start w:val="1"/>
+      <w:numFmt w:val="bullet"/>
+      <w:lvlText w:val=""/>
+      <w:lvlJc w:val="left"/>
+      <w:pPr>
+        <w:ind w:left="6840" w:hanging="360"/>
+      </w:pPr>
+      <w:rPr>
+        <w:rFonts w:ascii="Wingdings" w:hAnsi="Wingdings" w:hint="default"/>
+      </w:rPr>
+    </w:lvl>
+  </w:abstractNum>
+  <w:abstractNum w:abstractNumId="2" w15:restartNumberingAfterBreak="0">
     <w:nsid w:val="4CA23740"/>
     <w:multiLevelType w:val="hybridMultilevel"/>
     <w:tmpl w:val="EC5AC0C4"/>
@@ -625,7 +2109,120 @@
       </w:pPr>
     </w:lvl>
   </w:abstractNum>
-  <w:abstractNum w:abstractNumId="2" w15:restartNumberingAfterBreak="0">
+  <w:abstractNum w:abstractNumId="3" w15:restartNumberingAfterBreak="0">
+    <w:nsid w:val="68D5141D"/>
+    <w:multiLevelType w:val="hybridMultilevel"/>
+    <w:tmpl w:val="06426D3A"/>
+    <w:lvl w:ilvl="0" w:tplc="04190001">
+      <w:start w:val="1"/>
+      <w:numFmt w:val="bullet"/>
+      <w:lvlText w:val=""/>
+      <w:lvlJc w:val="left"/>
+      <w:pPr>
+        <w:ind w:left="720" w:hanging="360"/>
+      </w:pPr>
+      <w:rPr>
+        <w:rFonts w:ascii="Symbol" w:hAnsi="Symbol" w:hint="default"/>
+      </w:rPr>
+    </w:lvl>
+    <w:lvl w:ilvl="1" w:tplc="04190003" w:tentative="1">
+      <w:start w:val="1"/>
+      <w:numFmt w:val="bullet"/>
+      <w:lvlText w:val="o"/>
+      <w:lvlJc w:val="left"/>
+      <w:pPr>
+        <w:ind w:left="1440" w:hanging="360"/>
+      </w:pPr>
+      <w:rPr>
+        <w:rFonts w:ascii="Courier New" w:hAnsi="Courier New" w:cs="Courier New" w:hint="default"/>
+      </w:rPr>
+    </w:lvl>
+    <w:lvl w:ilvl="2" w:tplc="04190005" w:tentative="1">
+      <w:start w:val="1"/>
+      <w:numFmt w:val="bullet"/>
+      <w:lvlText w:val=""/>
+      <w:lvlJc w:val="left"/>
+      <w:pPr>
+        <w:ind w:left="2160" w:hanging="360"/>
+      </w:pPr>
+      <w:rPr>
+        <w:rFonts w:ascii="Wingdings" w:hAnsi="Wingdings" w:hint="default"/>
+      </w:rPr>
+    </w:lvl>
+    <w:lvl w:ilvl="3" w:tplc="04190001" w:tentative="1">
+      <w:start w:val="1"/>
+      <w:numFmt w:val="bullet"/>
+      <w:lvlText w:val=""/>
+      <w:lvlJc w:val="left"/>
+      <w:pPr>
+        <w:ind w:left="2880" w:hanging="360"/>
+      </w:pPr>
+      <w:rPr>
+        <w:rFonts w:ascii="Symbol" w:hAnsi="Symbol" w:hint="default"/>
+      </w:rPr>
+    </w:lvl>
+    <w:lvl w:ilvl="4" w:tplc="04190003" w:tentative="1">
+      <w:start w:val="1"/>
+      <w:numFmt w:val="bullet"/>
+      <w:lvlText w:val="o"/>
+      <w:lvlJc w:val="left"/>
+      <w:pPr>
+        <w:ind w:left="3600" w:hanging="360"/>
+      </w:pPr>
+      <w:rPr>
+        <w:rFonts w:ascii="Courier New" w:hAnsi="Courier New" w:cs="Courier New" w:hint="default"/>
+      </w:rPr>
+    </w:lvl>
+    <w:lvl w:ilvl="5" w:tplc="04190005" w:tentative="1">
+      <w:start w:val="1"/>
+      <w:numFmt w:val="bullet"/>
+      <w:lvlText w:val=""/>
+      <w:lvlJc w:val="left"/>
+      <w:pPr>
+        <w:ind w:left="4320" w:hanging="360"/>
+      </w:pPr>
+      <w:rPr>
+        <w:rFonts w:ascii="Wingdings" w:hAnsi="Wingdings" w:hint="default"/>
+      </w:rPr>
+    </w:lvl>
+    <w:lvl w:ilvl="6" w:tplc="04190001" w:tentative="1">
+      <w:start w:val="1"/>
+      <w:numFmt w:val="bullet"/>
+      <w:lvlText w:val=""/>
+      <w:lvlJc w:val="left"/>
+      <w:pPr>
+        <w:ind w:left="5040" w:hanging="360"/>
+      </w:pPr>
+      <w:rPr>
+        <w:rFonts w:ascii="Symbol" w:hAnsi="Symbol" w:hint="default"/>
+      </w:rPr>
+    </w:lvl>
+    <w:lvl w:ilvl="7" w:tplc="04190003" w:tentative="1">
+      <w:start w:val="1"/>
+      <w:numFmt w:val="bullet"/>
+      <w:lvlText w:val="o"/>
+      <w:lvlJc w:val="left"/>
+      <w:pPr>
+        <w:ind w:left="5760" w:hanging="360"/>
+      </w:pPr>
+      <w:rPr>
+        <w:rFonts w:ascii="Courier New" w:hAnsi="Courier New" w:cs="Courier New" w:hint="default"/>
+      </w:rPr>
+    </w:lvl>
+    <w:lvl w:ilvl="8" w:tplc="04190005" w:tentative="1">
+      <w:start w:val="1"/>
+      <w:numFmt w:val="bullet"/>
+      <w:lvlText w:val=""/>
+      <w:lvlJc w:val="left"/>
+      <w:pPr>
+        <w:ind w:left="6480" w:hanging="360"/>
+      </w:pPr>
+      <w:rPr>
+        <w:rFonts w:ascii="Wingdings" w:hAnsi="Wingdings" w:hint="default"/>
+      </w:rPr>
+    </w:lvl>
+  </w:abstractNum>
+  <w:abstractNum w:abstractNumId="4" w15:restartNumberingAfterBreak="0">
     <w:nsid w:val="748271D5"/>
     <w:multiLevelType w:val="hybridMultilevel"/>
     <w:tmpl w:val="4114075C"/>
@@ -717,10 +2314,16 @@
     <w:abstractNumId w:val="0"/>
   </w:num>
   <w:num w:numId="2">
+    <w:abstractNumId w:val="2"/>
+  </w:num>
+  <w:num w:numId="3">
+    <w:abstractNumId w:val="4"/>
+  </w:num>
+  <w:num w:numId="4">
     <w:abstractNumId w:val="1"/>
   </w:num>
-  <w:num w:numId="3">
-    <w:abstractNumId w:val="2"/>
+  <w:num w:numId="5">
+    <w:abstractNumId w:val="3"/>
   </w:num>
 </w:numbering>
 </file>
@@ -1464,4 +3067,16 @@
     </a:ext>
   </a:extLst>
 </a:theme>
+</file>
+
+<file path=customXml/item1.xml><?xml version="1.0" encoding="utf-8"?>
+<b:Sources xmlns:b="http://schemas.openxmlformats.org/officeDocument/2006/bibliography" xmlns="http://schemas.openxmlformats.org/officeDocument/2006/bibliography" SelectedStyle="\APASixthEditionOfficeOnline.xsl" StyleName="APA" Version="6"/>
+</file>
+
+<file path=customXml/itemProps1.xml><?xml version="1.0" encoding="utf-8"?>
+<ds:datastoreItem xmlns:ds="http://schemas.openxmlformats.org/officeDocument/2006/customXml" ds:itemID="{78A64DF5-1461-4714-AA32-45A1ABAC827F}">
+  <ds:schemaRefs>
+    <ds:schemaRef ds:uri="http://schemas.openxmlformats.org/officeDocument/2006/bibliography"/>
+  </ds:schemaRefs>
+</ds:datastoreItem>
 </file>